--- a/zaini_case_audit_output/outputs/word/documents/028_قرار تطبيق المادة (46) على السيد_ أسامة الزيني بخصوص طلب التنفيذ المقدم من السيد.docx
+++ b/zaini_case_audit_output/outputs/word/documents/028_قرار تطبيق المادة (46) على السيد_ أسامة الزيني بخصوص طلب التنفيذ المقدم من السيد.docx
@@ -1534,9 +1534,9 @@
           <w:b w:val="0"/>
           <w:i w:val="0"/>
         </w:rPr>
-        <w:t>&lt;CfDJ8GyQMJD4wvpOv8eHR-GWJd1YYUwiSFmrflkDHxybxcOESmjQF-q7cQzIo9z9wX8jLa4ZxGwsBmOdora9vhgvUnPJbvOHNeY3P7TmD75EEbzgrqVfMtnxbktY7u_oSiSURX1Vl7Wr_tNSvdCr7vKu8sI=id?https://new.najiz.sa/applications/iExecution/Common/ViewAttachmentUrl&gt;</w:t>
+        <w:t>&lt;https://new.najiz.sa/applications/iExecution/Common/ViewAttachmentUrl?id=CfDJ8GyQMJD4wvpOv8eHR-GWJd1YYUwiSFmrflkDHxybxcOESmjQF-q7cQzIo9z9wX8jLa4ZxGwsBmOdora9vhgvUnPJbvOHNeY3P7TmD75EEbzgrqVfMtnxbktY7u_oSiSURX1Vl7Wr_tNSvdCr7vKu8sI&gt;</w:t>
         <w:br/>
-        <w:t>&lt;CfDJ8GyQMJD4wvpOv8eHR-GWJd1YYUwiSFmrflkDHxybxcOESmjQF-q7cQzIo9z9wX8jLa4ZxGwsBmOdora9vhgvUnPJbvOHNeY3P7TmD75EEbzgrqVfMtnxbktY7u_oSiSURX1Vl7Wr_tNSvdCr7vKu8sI=id?https://new.najiz.sa/applications/iExecution/Common/ViewAttachmentUrl&gt;</w:t>
+        <w:t>&lt;https://new.najiz.sa/applications/iExecution/Common/ViewAttachmentUrl?id=CfDJ8GyQMJD4wvpOv8eHR-GWJd1YYUwiSFmrflkDHxybxcOESmjQF-q7cQzIo9z9wX8jLa4ZxGwsBmOdora9vhgvUnPJbvOHNeY3P7TmD75EEbzgrqVfMtnxbktY7u_oSiSURX1Vl7Wr_tNSvdCr7vKu8sI&gt;</w:t>
         <w:br/>
         <w:t>&lt;https://new.najiz.sa/applications/dashboard&gt;</w:t>
         <w:br/>
@@ -1544,19 +1544,19 @@
         <w:br/>
         <w:t>&lt;https://new.najiz.sa/applications/lawsuit/bankruptcy&gt;</w:t>
         <w:br/>
-        <w:t>(1#)[1#\]</w:t>
+        <w:t>[\#1](#1)</w:t>
         <w:br/>
-        <w:t>(1#)[1#\]</w:t>
+        <w:t>[\#1](#1)</w:t>
         <w:br/>
-        <w:t>(1#)[1#\]</w:t>
+        <w:t>[\#1](#1)</w:t>
         <w:br/>
-        <w:t>(1#)[1#\]</w:t>
+        <w:t>[\#1](#1)</w:t>
         <w:br/>
         <w:t>&lt;https://new.najiz.sa/applications/crm/list&gt;</w:t>
         <w:br/>
         <w:t>&lt;https://new.najiz.sa/applications/lawsuit/judicial-fees&gt;</w:t>
         <w:br/>
-        <w:t>(1#)[1#\]</w:t>
+        <w:t>[\#1](#1)</w:t>
         <w:br/>
         <w:t>&lt;https://new.najiz.sa/dashboard&gt;</w:t>
         <w:br/>
@@ -1568,13 +1568,13 @@
         <w:br/>
         <w:t>&lt;https://new.najiz.sa/Account/Logout&gt;</w:t>
         <w:br/>
-        <w:t>&lt;CfDJ8GyQMJD4wvpOv8eHR-GWJd1Zf68fCYwPwUegvc-swLi0fl8dSb32FGs0jv1KZZB8tGclvCSU6jtypouEuimFnpzRZ5AHt7xny7eZdVpCvT9LVX-ZQNd1_Rm-1n-xYq8u4TyEZYsToGokxLfE52WExHc=id?https://new.najiz.sa/applications/iExecution/Common/ViewAttachmentUrl&gt;</w:t>
+        <w:t>&lt;https://new.najiz.sa/applications/iExecution/Common/ViewAttachmentUrl?id=CfDJ8GyQMJD4wvpOv8eHR-GWJd1Zf68fCYwPwUegvc-swLi0fl8dSb32FGs0jv1KZZB8tGclvCSU6jtypouEuimFnpzRZ5AHt7xny7eZdVpCvT9LVX-ZQNd1_Rm-1n-xYq8u4TyEZYsToGokxLfE52WExHc&gt;</w:t>
         <w:br/>
-        <w:t>&lt;CfDJ8GyQMJD4wvpOv8eHR-GWJd1Zf68fCYwPwUegvc-swLi0fl8dSb32FGs0jv1KZZB8tGclvCSU6jtypouEuimFnpzRZ5AHt7xny7eZdVpCvT9LVX-ZQNd1_Rm-1n-xYq8u4TyEZYsToGokxLfE52WExHc=id?https://new.najiz.sa/applications/iExecution/Common/ViewAttachmentUrl&gt;</w:t>
+        <w:t>&lt;https://new.najiz.sa/applications/iExecution/Common/ViewAttachmentUrl?id=CfDJ8GyQMJD4wvpOv8eHR-GWJd1Zf68fCYwPwUegvc-swLi0fl8dSb32FGs0jv1KZZB8tGclvCSU6jtypouEuimFnpzRZ5AHt7xny7eZdVpCvT9LVX-ZQNd1_Rm-1n-xYq8u4TyEZYsToGokxLfE52WExHc&gt;</w:t>
         <w:br/>
-        <w:t>&lt;CfDJ8GyQMJD4wvpOv8eHR-GWJd00GLW7Zj3ebvjaY6ABh035EeEjszKhvwL4XD_e8j49Hkus4bzEBMxNRGQtxlWpgzSEOkZCVcyDRPlBmSjhO8-12QT4CwzgVE1g_VDCQtTvw0Z5bie0MyRHzWlBWnz5i-0=id?https://new.najiz.sa/applications/iExecution/Common/ViewAttachmentUrl&gt;</w:t>
+        <w:t>&lt;https://new.najiz.sa/applications/iExecution/Common/ViewAttachmentUrl?id=CfDJ8GyQMJD4wvpOv8eHR-GWJd00GLW7Zj3ebvjaY6ABh035EeEjszKhvwL4XD_e8j49Hkus4bzEBMxNRGQtxlWpgzSEOkZCVcyDRPlBmSjhO8-12QT4CwzgVE1g_VDCQtTvw0Z5bie0MyRHzWlBWnz5i-0&gt;</w:t>
         <w:br/>
-        <w:t>&lt;CfDJ8GyQMJD4wvpOv8eHR-GWJd00GLW7Zj3ebvjaY6ABh035EeEjszKhvwL4XD_e8j49Hkus4bzEBMxNRGQtxlWpgzSEOkZCVcyDRPlBmSjhO8-12QT4CwzgVE1g_VDCQtTvw0Z5bie0MyRHzWlBWnz5i-0=id?https://new.najiz.sa/applications/iExecution/Common/ViewAttachmentUrl&gt;</w:t>
+        <w:t>&lt;https://new.najiz.sa/applications/iExecution/Common/ViewAttachmentUrl?id=CfDJ8GyQMJD4wvpOv8eHR-GWJd00GLW7Zj3ebvjaY6ABh035EeEjszKhvwL4XD_e8j49Hkus4bzEBMxNRGQtxlWpgzSEOkZCVcyDRPlBmSjhO8-12QT4CwzgVE1g_VDCQtTvw0Z5bie0MyRHzWlBWnz5i-0&gt;</w:t>
         <w:br/>
         <w:t>&lt;https://new.najiz.sa/applications/dashboard&gt;</w:t>
         <w:br/>
@@ -1582,23 +1582,23 @@
         <w:br/>
         <w:t>&lt;https://new.najiz.sa/applications/lawsuit/bankruptcy&gt;</w:t>
         <w:br/>
-        <w:t>(1#)[1#\]</w:t>
+        <w:t>[\#1](#1)</w:t>
         <w:br/>
-        <w:t>(1#)[1#\]</w:t>
+        <w:t>[\#1](#1)</w:t>
         <w:br/>
-        <w:t>(1#)[1#\]</w:t>
+        <w:t>[\#1](#1)</w:t>
         <w:br/>
-        <w:t>(1#)[1#\]</w:t>
+        <w:t>[\#1](#1)</w:t>
         <w:br/>
         <w:t>&lt;https://new.najiz.sa/applications/crm/list&gt;</w:t>
         <w:br/>
         <w:t>&lt;https://new.najiz.sa/applications/lawsuit/judicial-fees&gt;</w:t>
         <w:br/>
-        <w:t>(1#)[1#\]</w:t>
+        <w:t>[\#1](#1)</w:t>
         <w:br/>
         <w:t>&lt;https://new.najiz.sa/dashboard&gt;</w:t>
         <w:br/>
-        <w:t>(mailto:1950@moj.gov.sa)[mailto:1950@moj.gov.sa]</w:t>
+        <w:t>[mailto:1950@moj.gov.sa](mailto:1950@moj.gov.sa)</w:t>
         <w:br/>
         <w:t>&lt;tel:1950&gt;</w:t>
         <w:br/>
@@ -1614,13 +1614,13 @@
         <w:br/>
         <w:t>&lt;https://www.moj.gov.sa/&gt;</w:t>
         <w:br/>
-        <w:t>&lt;CfDJ8GyQMJD4wvpOv8eHR-GWJd3laZhKJq_XkZSjvLsrfmpV3Y9TUUllAK1iV9hOMPgUid3qpzGLAU1lxEY5Fy9w8Z1B-M7YyKR7tYqYqk7va1yUdl5bnhg4DXSjst8pe_JIIQk_i6jjEq-U4IpGphDgS3k=id?https://new.najiz.sa/applications/iExecution/Common/ViewAttachmentUrl&gt;</w:t>
+        <w:t>&lt;https://new.najiz.sa/applications/iExecution/Common/ViewAttachmentUrl?id=CfDJ8GyQMJD4wvpOv8eHR-GWJd3laZhKJq_XkZSjvLsrfmpV3Y9TUUllAK1iV9hOMPgUid3qpzGLAU1lxEY5Fy9w8Z1B-M7YyKR7tYqYqk7va1yUdl5bnhg4DXSjst8pe_JIIQk_i6jjEq-U4IpGphDgS3k&gt;</w:t>
         <w:br/>
-        <w:t>&lt;CfDJ8GyQMJD4wvpOv8eHR-GWJd3laZhKJq_XkZSjvLsrfmpV3Y9TUUllAK1iV9hOMPgUid3qpzGLAU1lxEY5Fy9w8Z1B-M7YyKR7tYqYqk7va1yUdl5bnhg4DXSjst8pe_JIIQk_i6jjEq-U4IpGphDgS3k=id?https://new.najiz.sa/applications/iExecution/Common/ViewAttachmentUrl&gt;</w:t>
+        <w:t>&lt;https://new.najiz.sa/applications/iExecution/Common/ViewAttachmentUrl?id=CfDJ8GyQMJD4wvpOv8eHR-GWJd3laZhKJq_XkZSjvLsrfmpV3Y9TUUllAK1iV9hOMPgUid3qpzGLAU1lxEY5Fy9w8Z1B-M7YyKR7tYqYqk7va1yUdl5bnhg4DXSjst8pe_JIIQk_i6jjEq-U4IpGphDgS3k&gt;</w:t>
         <w:br/>
-        <w:t>&lt;CfDJ8GyQMJD4wvpOv8eHR-GWJd1vjCkI0uhLdqXZ-FofRgOAvswEZgSOOoNKlSyz7AmEkq37PyXGJNrH2li4bpyyPPV402rlyPEbi19-f9e3kauLoJXHxFkd7Lvcoxt7yW_fAi_VWqyLBJ3we8HLJRMC6UY=id?https://new.najiz.sa/applications/iExecution/Common/ViewAttachmentUrl&gt;</w:t>
+        <w:t>&lt;https://new.najiz.sa/applications/iExecution/Common/ViewAttachmentUrl?id=CfDJ8GyQMJD4wvpOv8eHR-GWJd1vjCkI0uhLdqXZ-FofRgOAvswEZgSOOoNKlSyz7AmEkq37PyXGJNrH2li4bpyyPPV402rlyPEbi19-f9e3kauLoJXHxFkd7Lvcoxt7yW_fAi_VWqyLBJ3we8HLJRMC6UY&gt;</w:t>
         <w:br/>
-        <w:t>&lt;CfDJ8GyQMJD4wvpOv8eHR-GWJd1vjCkI0uhLdqXZ-FofRgOAvswEZgSOOoNKlSyz7AmEkq37PyXGJNrH2li4bpyyPPV402rlyPEbi19-f9e3kauLoJXHxFkd7Lvcoxt7yW_fAi_VWqyLBJ3we8HLJRMC6UY=id?https://new.najiz.sa/applications/iExecution/Common/ViewAttachmentUrl&gt;</w:t>
+        <w:t>&lt;https://new.najiz.sa/applications/iExecution/Common/ViewAttachmentUrl?id=CfDJ8GyQMJD4wvpOv8eHR-GWJd1vjCkI0uhLdqXZ-FofRgOAvswEZgSOOoNKlSyz7AmEkq37PyXGJNrH2li4bpyyPPV402rlyPEbi19-f9e3kauLoJXHxFkd7Lvcoxt7yW_fAi_VWqyLBJ3we8HLJRMC6UY&gt;</w:t>
         <w:br/>
         <w:t>&lt;https://new.najiz.sa/applications/dashboard&gt;</w:t>
         <w:br/>
@@ -1628,19 +1628,19 @@
         <w:br/>
         <w:t>&lt;https://new.najiz.sa/applications/lawsuit/bankruptcy&gt;</w:t>
         <w:br/>
-        <w:t>(1#)[1#\]</w:t>
+        <w:t>[\#1](#1)</w:t>
         <w:br/>
-        <w:t>(1#)[1#\]</w:t>
+        <w:t>[\#1](#1)</w:t>
         <w:br/>
-        <w:t>(1#)[1#\]</w:t>
+        <w:t>[\#1](#1)</w:t>
         <w:br/>
-        <w:t>(1#)[1#\]</w:t>
+        <w:t>[\#1](#1)</w:t>
         <w:br/>
         <w:t>&lt;https://new.najiz.sa/applications/crm/list&gt;</w:t>
         <w:br/>
         <w:t>&lt;https://new.najiz.sa/applications/lawsuit/judicial-fees&gt;</w:t>
         <w:br/>
-        <w:t>(1#)[1#\]</w:t>
+        <w:t>[\#1](#1)</w:t>
       </w:r>
     </w:p>
     <w:sectPr>

--- a/zaini_case_audit_output/outputs/word/documents/028_قرار تطبيق المادة (46) على السيد_ أسامة الزيني بخصوص طلب التنفيذ المقدم من السيد.docx
+++ b/zaini_case_audit_output/outputs/word/documents/028_قرار تطبيق المادة (46) على السيد_ أسامة الزيني بخصوص طلب التنفيذ المقدم من السيد.docx
@@ -78,7 +78,7 @@
           <w:b w:val="0"/>
           <w:i w:val="0"/>
         </w:rPr>
-        <w:t>دليل المرخصين للبحث</w:t>
+        <w:t>ثحبلل نيصخرملا ليلد</w:t>
       </w:r>
     </w:p>
     <w:p>
@@ -91,7 +91,7 @@
           <w:b w:val="0"/>
           <w:i w:val="0"/>
         </w:rPr>
-        <w:t>3991 اكتب هنا   خدمات التحقق  جميع الخدمات اإللكترونية</w:t>
+        <w:t>ةينورتكللإا تامدخلا عيمج  ققحتلا تامدخ   انه بتكا 3991</w:t>
       </w:r>
     </w:p>
     <w:p>
@@ -104,7 +104,7 @@
           <w:b w:val="0"/>
           <w:i w:val="0"/>
         </w:rPr>
-        <w:t>التبليغ العدلي</w:t>
+        <w:t>يلدعلا غيلبتلا</w:t>
       </w:r>
     </w:p>
     <w:p>
@@ -117,7 +117,7 @@
           <w:b w:val="0"/>
           <w:i w:val="0"/>
         </w:rPr>
-        <w:t>التكاليف القضائية</w:t>
+        <w:t>ةيئاضقلا فيلاكتلا</w:t>
       </w:r>
     </w:p>
     <w:p>
@@ -130,7 +130,7 @@
           <w:b w:val="0"/>
           <w:i w:val="0"/>
         </w:rPr>
-        <w:t>التواصل العدلي</w:t>
+        <w:t>يلدعلا لصاوتلا</w:t>
       </w:r>
     </w:p>
     <w:p>
@@ -143,7 +143,7 @@
           <w:b w:val="0"/>
           <w:i w:val="0"/>
         </w:rPr>
-        <w:t>التراخيص   المواعيد   1950</w:t>
+        <w:t>1950   ديعاوملا   صيخارتلا</w:t>
       </w:r>
     </w:p>
     <w:p>
@@ -156,7 +156,7 @@
           <w:b w:val="0"/>
           <w:i w:val="0"/>
         </w:rPr>
-        <w:t>... القضاء  اإلفالس  التنفيذ   التوثيق   العدلية</w:t>
+        <w:t>ةيلدعلا   قيثوتلا   ذيفنتلا  سلافلإا  ءاضقلا ...</w:t>
       </w:r>
     </w:p>
     <w:p>
@@ -169,7 +169,7 @@
           <w:b w:val="0"/>
           <w:i w:val="0"/>
         </w:rPr>
-        <w:t>تفاصيل قرار 46  لوحة مرحبا / المعلومات أسامه بن  احم</w:t>
+        <w:t>محا  نب هماسأ تامولعملا / ابحرم ةحول  46 رارق ليصافت</w:t>
       </w:r>
     </w:p>
     <w:p>
@@ -182,7 +182,7 @@
           <w:b w:val="0"/>
           <w:i w:val="0"/>
         </w:rPr>
-        <w:t>حالة القرار القرار</w:t>
+        <w:t>رارقلا رارقلا ةلاح</w:t>
       </w:r>
     </w:p>
     <w:p>
@@ -195,7 +195,7 @@
           <w:b w:val="0"/>
           <w:i w:val="0"/>
         </w:rPr>
-        <w:t>فعال رقم</w:t>
+        <w:t>مقر لاعف</w:t>
       </w:r>
     </w:p>
     <w:p>
@@ -221,7 +221,7 @@
           <w:b w:val="0"/>
           <w:i w:val="0"/>
         </w:rPr>
-        <w:t>وقت إصدار القرار</w:t>
+        <w:t>رارقلا رادصإ تقو</w:t>
       </w:r>
     </w:p>
     <w:p>
@@ -234,7 +234,7 @@
           <w:b w:val="0"/>
           <w:i w:val="0"/>
         </w:rPr>
-        <w:t>7:17:05 صباحا تاريخ إصدار القرار</w:t>
+        <w:t>رارقلا رادصإ خيرات احابص 7:17:05</w:t>
       </w:r>
     </w:p>
     <w:p>
@@ -286,7 +286,7 @@
           <w:b w:val="0"/>
           <w:i w:val="0"/>
         </w:rPr>
-        <w:t>إجراء نموذج اإلجراء:  تاريخ اإلجراء: 1445/03/24 وقت اإلجراء: 10:56:15 مساء رقم اإلجراء: 4823219001 حالة اإلجراء:</w:t>
+        <w:t>:ءارجلإا ةلاح 4823219001 :ءارجلإا مقر ءاسم 10:56:15 :ءارجلإا تقو 1445/03/24 :ءارجلإا خيرات  :ءارجلإا جذومن ءارجإ</w:t>
       </w:r>
     </w:p>
     <w:p>
@@ -299,7 +299,7 @@
           <w:b w:val="0"/>
           <w:i w:val="0"/>
         </w:rPr>
-        <w:t>إجراء</w:t>
+        <w:t>ءارجإ</w:t>
       </w:r>
     </w:p>
     <w:p>
@@ -312,7 +312,7 @@
           <w:b w:val="0"/>
           <w:i w:val="0"/>
         </w:rPr>
-        <w:t>حالة اإلجراء</w:t>
+        <w:t>ءارجلإا ةلاح</w:t>
       </w:r>
     </w:p>
     <w:p>
@@ -325,7 +325,7 @@
           <w:b w:val="0"/>
           <w:i w:val="0"/>
         </w:rPr>
-        <w:t>تم منع المنفذ ضده من السفر حالة اإلجراء</w:t>
+        <w:t>ءارجلإا ةلاح رفسلا نم هدض ذفنملا عنم مت</w:t>
       </w:r>
     </w:p>
     <w:p>
@@ -390,7 +390,7 @@
           <w:b w:val="0"/>
           <w:i w:val="0"/>
         </w:rPr>
-        <w:t>وقت اإلجراء</w:t>
+        <w:t>ءارجلإا تقو</w:t>
       </w:r>
     </w:p>
     <w:p>
@@ -403,7 +403,7 @@
           <w:b w:val="0"/>
           <w:i w:val="0"/>
         </w:rPr>
-        <w:t>10:56 مساء وقت اإلجراء</w:t>
+        <w:t>ءارجلإا تقو ءاسم 10:56</w:t>
       </w:r>
     </w:p>
     <w:p>
@@ -416,7 +416,7 @@
           <w:b w:val="0"/>
           <w:i w:val="0"/>
         </w:rPr>
-        <w:t>10:56 مساء</w:t>
+        <w:t>ءاسم 10:56</w:t>
       </w:r>
     </w:p>
     <w:p>
@@ -429,7 +429,7 @@
           <w:b w:val="0"/>
           <w:i w:val="0"/>
         </w:rPr>
-        <w:t>7:52:23 مساء</w:t>
+        <w:t>ءاسم 7:52:23</w:t>
       </w:r>
     </w:p>
     <w:p>
@@ -455,7 +455,7 @@
           <w:b w:val="0"/>
           <w:i w:val="0"/>
         </w:rPr>
-        <w:t>وقت اإلجراء التفاصيل</w:t>
+        <w:t>ليصافتلا ءارجلإا تقو</w:t>
       </w:r>
     </w:p>
     <w:p>
@@ -494,7 +494,7 @@
           <w:b w:val="0"/>
           <w:i w:val="0"/>
         </w:rPr>
-        <w:t>التبليغ العدلي</w:t>
+        <w:t>يلدعلا غيلبتلا</w:t>
       </w:r>
     </w:p>
     <w:p>
@@ -507,7 +507,7 @@
           <w:b w:val="0"/>
           <w:i w:val="0"/>
         </w:rPr>
-        <w:t>التكاليف القضائية</w:t>
+        <w:t>ةيئاضقلا فيلاكتلا</w:t>
       </w:r>
     </w:p>
     <w:p>
@@ -520,7 +520,7 @@
           <w:b w:val="0"/>
           <w:i w:val="0"/>
         </w:rPr>
-        <w:t>التواصل العدلي</w:t>
+        <w:t>يلدعلا لصاوتلا</w:t>
       </w:r>
     </w:p>
     <w:p>
@@ -533,7 +533,7 @@
           <w:b w:val="0"/>
           <w:i w:val="0"/>
         </w:rPr>
-        <w:t>التراخيص   المواعيد   1950</w:t>
+        <w:t>1950   ديعاوملا   صيخارتلا</w:t>
       </w:r>
     </w:p>
     <w:p>
@@ -546,7 +546,7 @@
           <w:b w:val="0"/>
           <w:i w:val="0"/>
         </w:rPr>
-        <w:t>10:44:37 صباحا  لوحة المعلومات  القضاء  اإلفالس  التنفيذ   التوثيق   العدلية</w:t>
+        <w:t>ةيلدعلا   قيثوتلا   ذيفنتلا  سلافلإا  ءاضقلا  تامولعملا ةحول  احابص 10:44:37</w:t>
       </w:r>
     </w:p>
     <w:p>
@@ -559,7 +559,7 @@
           <w:b w:val="0"/>
           <w:i w:val="0"/>
         </w:rPr>
-        <w:t>إجراء نموذج اإلجراء:  تاريخ اإلجراء: 1445/03/29 وقت اإلجراء:</w:t>
+        <w:t>:ءارجلإا تقو 1445/03/29 :ءارجلإا خيرات  :ءارجلإا جذومن ءارجإ</w:t>
       </w:r>
     </w:p>
     <w:p>
@@ -572,7 +572,7 @@
           <w:b w:val="0"/>
           <w:i w:val="0"/>
         </w:rPr>
-        <w:t>إجراء</w:t>
+        <w:t>ءارجإ</w:t>
       </w:r>
     </w:p>
     <w:p>
@@ -585,7 +585,7 @@
           <w:b w:val="0"/>
           <w:i w:val="0"/>
         </w:rPr>
-        <w:t>حالة اإلجراء</w:t>
+        <w:t>ءارجلإا ةلاح</w:t>
       </w:r>
     </w:p>
     <w:p>
@@ -598,7 +598,7 @@
           <w:b w:val="0"/>
           <w:i w:val="0"/>
         </w:rPr>
-        <w:t>تم إيقاف إصدار صكوك التوكيل حالة اإلجراء</w:t>
+        <w:t>ءارجلإا ةلاح ليكوتلا كوكص رادصإ فاقيإ مت</w:t>
       </w:r>
     </w:p>
     <w:p>
@@ -663,7 +663,7 @@
           <w:b w:val="0"/>
           <w:i w:val="0"/>
         </w:rPr>
-        <w:t>وقت اإلجراء</w:t>
+        <w:t>ءارجلإا تقو</w:t>
       </w:r>
     </w:p>
     <w:p>
@@ -676,7 +676,7 @@
           <w:b w:val="0"/>
           <w:i w:val="0"/>
         </w:rPr>
-        <w:t>10:44 صباحا وقت اإلجراء</w:t>
+        <w:t>ءارجلإا تقو احابص 10:44</w:t>
       </w:r>
     </w:p>
     <w:p>
@@ -689,7 +689,7 @@
           <w:b w:val="0"/>
           <w:i w:val="0"/>
         </w:rPr>
-        <w:t>10:44 صباحا</w:t>
+        <w:t>احابص 10:44</w:t>
       </w:r>
     </w:p>
     <w:p>
@@ -702,7 +702,7 @@
           <w:b w:val="0"/>
           <w:i w:val="0"/>
         </w:rPr>
-        <w:t>7:17:05 صباحا</w:t>
+        <w:t>احابص 7:17:05</w:t>
       </w:r>
     </w:p>
     <w:p>
@@ -715,7 +715,7 @@
           <w:b w:val="0"/>
           <w:i w:val="0"/>
         </w:rPr>
-        <w:t>تفاصيل الحجز التنفيذي على أموال المنفذ ضده في البنك المركزي  4823219003 الحجز التنفيذي على أموال المنفذ ضده في البنك المركزي 1445/03/24</w:t>
+        <w:t>1445/03/24 يزكرملا كنبلا يف هدض ذفنملا لاومأ ىلع يذيفنتلا زجحلا 4823219003  يزكرملا كنبلا يف هدض ذفنملا لاومأ ىلع يذيفنتلا زجحلا ليصافت</w:t>
       </w:r>
     </w:p>
     <w:p>
@@ -728,7 +728,7 @@
           <w:b w:val="0"/>
           <w:i w:val="0"/>
         </w:rPr>
-        <w:t>تم الحجز و المبلغ غير مكتمل</w:t>
+        <w:t>لمتكم ريغ غلبملا و زجحلا مت</w:t>
       </w:r>
     </w:p>
     <w:p>
@@ -741,7 +741,7 @@
           <w:b w:val="0"/>
           <w:i w:val="0"/>
         </w:rPr>
-        <w:t>إجراء نموذج اإلجراء:  تاريخ اإلجراء: 1445/03/24 وقت اإلجراء: 11:57:18 مساء رقم اإلجراء: 4823219003 حالة اإلجراء:</w:t>
+        <w:t>:ءارجلإا ةلاح 4823219003 :ءارجلإا مقر ءاسم 11:57:18 :ءارجلإا تقو 1445/03/24 :ءارجلإا خيرات  :ءارجلإا جذومن ءارجإ</w:t>
       </w:r>
     </w:p>
     <w:p>
@@ -754,7 +754,7 @@
           <w:b w:val="0"/>
           <w:i w:val="0"/>
         </w:rPr>
-        <w:t>إجراء</w:t>
+        <w:t>ءارجإ</w:t>
       </w:r>
     </w:p>
     <w:p>
@@ -767,7 +767,7 @@
           <w:b w:val="0"/>
           <w:i w:val="0"/>
         </w:rPr>
-        <w:t>حالة اإلجراء</w:t>
+        <w:t>ءارجلإا ةلاح</w:t>
       </w:r>
     </w:p>
     <w:p>
@@ -780,7 +780,7 @@
           <w:b w:val="0"/>
           <w:i w:val="0"/>
         </w:rPr>
-        <w:t>جاري الحجز التنفيذي علي االموال حالة اإلجراء</w:t>
+        <w:t>ءارجلإا ةلاح لاوملاا يلع يذيفنتلا زجحلا يراج</w:t>
       </w:r>
     </w:p>
     <w:p>
@@ -793,7 +793,7 @@
           <w:b w:val="0"/>
           <w:i w:val="0"/>
         </w:rPr>
-        <w:t>تم الحجز و المبلغ غير مكتمل</w:t>
+        <w:t>لمتكم ريغ غلبملا و زجحلا مت</w:t>
       </w:r>
     </w:p>
     <w:p>
@@ -845,7 +845,7 @@
           <w:b w:val="0"/>
           <w:i w:val="0"/>
         </w:rPr>
-        <w:t>وقت اإلجراء</w:t>
+        <w:t>ءارجلإا تقو</w:t>
       </w:r>
     </w:p>
     <w:p>
@@ -858,7 +858,7 @@
           <w:b w:val="0"/>
           <w:i w:val="0"/>
         </w:rPr>
-        <w:t>11:57 مساء وقت اإلجراء</w:t>
+        <w:t>ءارجلإا تقو ءاسم 11:57</w:t>
       </w:r>
     </w:p>
     <w:p>
@@ -871,7 +871,7 @@
           <w:b w:val="0"/>
           <w:i w:val="0"/>
         </w:rPr>
-        <w:t>8:27 صباحا</w:t>
+        <w:t>احابص 8:27</w:t>
       </w:r>
     </w:p>
     <w:p>
@@ -884,7 +884,7 @@
           <w:b w:val="0"/>
           <w:i w:val="0"/>
         </w:rPr>
-        <w:t>إجراء</w:t>
+        <w:t>ءارجإ</w:t>
       </w:r>
     </w:p>
     <w:p>
@@ -897,7 +897,7 @@
           <w:b w:val="0"/>
           <w:i w:val="0"/>
         </w:rPr>
-        <w:t>تم إرسال طلب الحجز الى البنك المركزي وفى إنتظار الرد حالة اإلجراء</w:t>
+        <w:t>ءارجلإا ةلاح درلا راظتنإ ىفو يزكرملا كنبلا ىلا زجحلا بلط لاسرإ مت</w:t>
       </w:r>
     </w:p>
     <w:p>
@@ -923,7 +923,7 @@
           <w:b w:val="0"/>
           <w:i w:val="0"/>
         </w:rPr>
-        <w:t>11:57 مساء وقت اإلجراء</w:t>
+        <w:t>ءارجلإا تقو ءاسم 11:57</w:t>
       </w:r>
     </w:p>
     <w:p>
@@ -936,7 +936,7 @@
           <w:b w:val="0"/>
           <w:i w:val="0"/>
         </w:rPr>
-        <w:t>7:17:05 صباحا</w:t>
+        <w:t>احابص 7:17:05</w:t>
       </w:r>
     </w:p>
     <w:p>
@@ -962,7 +962,7 @@
           <w:b w:val="0"/>
           <w:i w:val="0"/>
         </w:rPr>
-        <w:t>وقت اإلجراء التفاصيل</w:t>
+        <w:t>ليصافتلا ءارجلإا تقو</w:t>
       </w:r>
     </w:p>
     <w:p>
@@ -988,7 +988,7 @@
           <w:b w:val="0"/>
           <w:i w:val="0"/>
         </w:rPr>
-        <w:t>رقم اإلجراء: 4823219005 حالة اإلجراء: تم اشعار سمة</w:t>
+        <w:t>ةمس راعشا مت :ءارجلإا ةلاح 4823219005 :ءارجلإا مقر</w:t>
       </w:r>
     </w:p>
     <w:p>
@@ -1001,7 +1001,7 @@
           <w:b w:val="0"/>
           <w:i w:val="0"/>
         </w:rPr>
-        <w:t>التبليغ العدلي</w:t>
+        <w:t>يلدعلا غيلبتلا</w:t>
       </w:r>
     </w:p>
     <w:p>
@@ -1014,7 +1014,7 @@
           <w:b w:val="0"/>
           <w:i w:val="0"/>
         </w:rPr>
-        <w:t>التكاليف القضائية</w:t>
+        <w:t>ةيئاضقلا فيلاكتلا</w:t>
       </w:r>
     </w:p>
     <w:p>
@@ -1027,7 +1027,7 @@
           <w:b w:val="0"/>
           <w:i w:val="0"/>
         </w:rPr>
-        <w:t>التواصل العدلي</w:t>
+        <w:t>يلدعلا لصاوتلا</w:t>
       </w:r>
     </w:p>
     <w:p>
@@ -1040,7 +1040,7 @@
           <w:b w:val="0"/>
           <w:i w:val="0"/>
         </w:rPr>
-        <w:t>التراخيص   المواعيد   1950</w:t>
+        <w:t>1950   ديعاوملا   صيخارتلا</w:t>
       </w:r>
     </w:p>
     <w:p>
@@ -1053,7 +1053,7 @@
           <w:b w:val="0"/>
           <w:i w:val="0"/>
         </w:rPr>
-        <w:t>12:57:29 صباحا  لوحة المعلومات  القضاء  اإلفالس  التنفيذ   التوثيق   العدلية</w:t>
+        <w:t>ةيلدعلا   قيثوتلا   ذيفنتلا  سلافلإا  ءاضقلا  تامولعملا ةحول  احابص 12:57:29</w:t>
       </w:r>
     </w:p>
     <w:p>
@@ -1066,7 +1066,7 @@
           <w:b w:val="0"/>
           <w:i w:val="0"/>
         </w:rPr>
-        <w:t>إجراء نموذج اإلجراء:  تاريخ اإلجراء: 1445/03/25 وقت اإلجراء:</w:t>
+        <w:t>:ءارجلإا تقو 1445/03/25 :ءارجلإا خيرات  :ءارجلإا جذومن ءارجإ</w:t>
       </w:r>
     </w:p>
     <w:p>
@@ -1079,7 +1079,7 @@
           <w:b w:val="0"/>
           <w:i w:val="0"/>
         </w:rPr>
-        <w:t>إجراء</w:t>
+        <w:t>ءارجإ</w:t>
       </w:r>
     </w:p>
     <w:p>
@@ -1092,7 +1092,7 @@
           <w:b w:val="0"/>
           <w:i w:val="0"/>
         </w:rPr>
-        <w:t>حالة اإلجراء</w:t>
+        <w:t>ءارجلإا ةلاح</w:t>
       </w:r>
     </w:p>
     <w:p>
@@ -1105,7 +1105,7 @@
           <w:b w:val="0"/>
           <w:i w:val="0"/>
         </w:rPr>
-        <w:t>تم اشعار سمة حالة اإلجراء</w:t>
+        <w:t>ءارجلإا ةلاح ةمس راعشا مت</w:t>
       </w:r>
     </w:p>
     <w:p>
@@ -1118,7 +1118,7 @@
           <w:b w:val="0"/>
           <w:i w:val="0"/>
         </w:rPr>
-        <w:t>جارى اشعار سمة</w:t>
+        <w:t>ةمس راعشا ىراج</w:t>
       </w:r>
     </w:p>
     <w:p>
@@ -1170,7 +1170,7 @@
           <w:b w:val="0"/>
           <w:i w:val="0"/>
         </w:rPr>
-        <w:t>وقت اإلجراء</w:t>
+        <w:t>ءارجلإا تقو</w:t>
       </w:r>
     </w:p>
     <w:p>
@@ -1183,7 +1183,7 @@
           <w:b w:val="0"/>
           <w:i w:val="0"/>
         </w:rPr>
-        <w:t>12:57 صباحا وقت اإلجراء</w:t>
+        <w:t>ءارجلإا تقو احابص 12:57</w:t>
       </w:r>
     </w:p>
     <w:p>
@@ -1196,7 +1196,7 @@
           <w:b w:val="0"/>
           <w:i w:val="0"/>
         </w:rPr>
-        <w:t>12:57 صباحا</w:t>
+        <w:t>احابص 12:57</w:t>
       </w:r>
     </w:p>
     <w:p>
@@ -1209,7 +1209,7 @@
           <w:b w:val="0"/>
           <w:i w:val="0"/>
         </w:rPr>
-        <w:t>8:27:56 صباحا</w:t>
+        <w:t>احابص 8:27:56</w:t>
       </w:r>
     </w:p>
     <w:p>
@@ -1222,7 +1222,7 @@
           <w:b w:val="0"/>
           <w:i w:val="0"/>
         </w:rPr>
-        <w:t>تفاصيل الحجز علي عقارات المنفذ ضده  4823219009 الحجز علي عقارات المنفذ ضده 1445/03/28</w:t>
+        <w:t>1445/03/28 هدض ذفنملا تاراقع يلع زجحلا 4823219009  هدض ذفنملا تاراقع يلع زجحلا ليصافت</w:t>
       </w:r>
     </w:p>
     <w:p>
@@ -1235,7 +1235,7 @@
           <w:b w:val="0"/>
           <w:i w:val="0"/>
         </w:rPr>
-        <w:t>تم الحجز على العقارات</w:t>
+        <w:t>تاراقعلا ىلع زجحلا مت</w:t>
       </w:r>
     </w:p>
     <w:p>
@@ -1248,7 +1248,7 @@
           <w:b w:val="0"/>
           <w:i w:val="0"/>
         </w:rPr>
-        <w:t>إجراء نموذج اإلجراء:  تاريخ اإلجراء: 1445/03/28 وقت اإلجراء: 7:52:32 مساء رقم اإلجراء: 4823219009 حالة اإلجراء:</w:t>
+        <w:t>:ءارجلإا ةلاح 4823219009 :ءارجلإا مقر ءاسم 7:52:32 :ءارجلإا تقو 1445/03/28 :ءارجلإا خيرات  :ءارجلإا جذومن ءارجإ</w:t>
       </w:r>
     </w:p>
     <w:p>
@@ -1261,7 +1261,7 @@
           <w:b w:val="0"/>
           <w:i w:val="0"/>
         </w:rPr>
-        <w:t>إجراء</w:t>
+        <w:t>ءارجإ</w:t>
       </w:r>
     </w:p>
     <w:p>
@@ -1274,7 +1274,7 @@
           <w:b w:val="0"/>
           <w:i w:val="0"/>
         </w:rPr>
-        <w:t>حالة اإلجراء</w:t>
+        <w:t>ءارجلإا ةلاح</w:t>
       </w:r>
     </w:p>
     <w:p>
@@ -1287,7 +1287,7 @@
           <w:b w:val="0"/>
           <w:i w:val="0"/>
         </w:rPr>
-        <w:t>تم الحجز على العقارات حالة اإلجراء</w:t>
+        <w:t>ءارجلإا ةلاح تاراقعلا ىلع زجحلا مت</w:t>
       </w:r>
     </w:p>
     <w:p>
@@ -1300,7 +1300,7 @@
           <w:b w:val="0"/>
           <w:i w:val="0"/>
         </w:rPr>
-        <w:t>جارى الحجز على العقارات</w:t>
+        <w:t>تاراقعلا ىلع زجحلا ىراج</w:t>
       </w:r>
     </w:p>
     <w:p>
@@ -1339,7 +1339,7 @@
           <w:b w:val="0"/>
           <w:i w:val="0"/>
         </w:rPr>
-        <w:t>جميع الحقوق محفوظة ©</w:t>
+        <w:t>© ةظوفحم قوقحلا عيمج</w:t>
       </w:r>
     </w:p>
     <w:p>
@@ -1352,7 +1352,7 @@
           <w:b w:val="0"/>
           <w:i w:val="0"/>
         </w:rPr>
-        <w:t>الشروط</w:t>
+        <w:t>طورشلا</w:t>
       </w:r>
     </w:p>
     <w:p>
@@ -1378,7 +1378,7 @@
           <w:b w:val="0"/>
           <w:i w:val="0"/>
         </w:rPr>
-        <w:t>سياسة</w:t>
+        <w:t>ةسايس</w:t>
       </w:r>
     </w:p>
     <w:p>
@@ -1391,7 +1391,7 @@
           <w:b w:val="0"/>
           <w:i w:val="0"/>
         </w:rPr>
-        <w:t>االسئلة</w:t>
+        <w:t>ةلئسلاا</w:t>
       </w:r>
     </w:p>
     <w:p>
@@ -1443,7 +1443,7 @@
           <w:b w:val="0"/>
           <w:i w:val="0"/>
         </w:rPr>
-        <w:t>واألحكام اإلجراء</w:t>
+        <w:t>ءارجلإا ماكحلأاو</w:t>
       </w:r>
     </w:p>
     <w:p>
@@ -1456,7 +1456,7 @@
           <w:b w:val="0"/>
           <w:i w:val="0"/>
         </w:rPr>
-        <w:t>وقت</w:t>
+        <w:t>تقو</w:t>
       </w:r>
     </w:p>
     <w:p>
@@ -1469,7 +1469,7 @@
           <w:b w:val="0"/>
           <w:i w:val="0"/>
         </w:rPr>
-        <w:t>الخصوصية</w:t>
+        <w:t>ةيصوصخلا</w:t>
       </w:r>
     </w:p>
     <w:p>
@@ -1482,7 +1482,7 @@
           <w:b w:val="0"/>
           <w:i w:val="0"/>
         </w:rPr>
-        <w:t>المتكررة  4823219011 اإلفصاح عن عقارات المنفذ ضده 1445/03/28 8:27:56 صباحا  4823219007 تحويل المبلغ المحجوز عليه فى البنك المركزي 1445/03/25 8:27:55 صباحا  4823219007 الحجز على أموال و أسهم المنفذ ضده في هيئة السوق المالية 1445/03/25 8:27:34 صباحا  4823219014 اإلفصاح عن الرخص و السجالت التجارية و المهنية في وزارة التجارة 1445/03/28 7:52:23 مساء</w:t>
+        <w:t>ءاسم 7:52:23 1445/03/28 ةراجتلا ةرازو يف ةينهملا و ةيراجتلا تلاجسلا و صخرلا نع حاصفلإا 4823219014  احابص 8:27:34 1445/03/25 ةيلاملا قوسلا ةئيه يف هدض ذفنملا مهسأ و لاومأ ىلع زجحلا 4823219007  احابص 8:27:55 1445/03/25 يزكرملا كنبلا ىف هيلع زوجحملا غلبملا ليوحت 4823219007  احابص 8:27:56 1445/03/28 هدض ذفنملا تاراقع نع حاصفلإا 4823219011  ةرركتملا</w:t>
       </w:r>
     </w:p>
     <w:p>
@@ -1495,7 +1495,7 @@
           <w:b w:val="0"/>
           <w:i w:val="0"/>
         </w:rPr>
-        <w:t>ناجز  1950</w:t>
+        <w:t>1950  زجان</w:t>
       </w:r>
     </w:p>
     <w:p>
@@ -1508,7 +1508,7 @@
           <w:b w:val="0"/>
           <w:i w:val="0"/>
         </w:rPr>
-        <w:t>7:52 مساء وقت  اإلجراء 1950@moj.gov.sa</w:t>
+        <w:t>1950@moj.gov.sa ءارجلإا  تقو ءاسم 7:52</w:t>
       </w:r>
     </w:p>
     <w:p>
@@ -1521,7 +1521,7 @@
           <w:b w:val="0"/>
           <w:i w:val="0"/>
         </w:rPr>
-        <w:t>7:52 مساء</w:t>
+        <w:t>ءاسم 7:52</w:t>
       </w:r>
     </w:p>
     <w:p>

--- a/zaini_case_audit_output/outputs/word/documents/028_قرار تطبيق المادة (46) على السيد_ أسامة الزيني بخصوص طلب التنفيذ المقدم من السيد.docx
+++ b/zaini_case_audit_output/outputs/word/documents/028_قرار تطبيق المادة (46) على السيد_ أسامة الزيني بخصوص طلب التنفيذ المقدم من السيد.docx
@@ -182,7 +182,7 @@
           <w:b w:val="0"/>
           <w:i w:val="0"/>
         </w:rPr>
-        <w:t>رارقلا رارقلا ةلاح</w:t>
+        <w:t>رارقلا ةلاح</w:t>
       </w:r>
     </w:p>
     <w:p>

--- a/zaini_case_audit_output/outputs/word/documents/028_قرار تطبيق المادة (46) على السيد_ أسامة الزيني بخصوص طلب التنفيذ المقدم من السيد.docx
+++ b/zaini_case_audit_output/outputs/word/documents/028_قرار تطبيق المادة (46) على السيد_ أسامة الزيني بخصوص طلب التنفيذ المقدم من السيد.docx
@@ -104,7 +104,7 @@
           <w:b w:val="0"/>
           <w:i w:val="0"/>
         </w:rPr>
-        <w:t>يلدعلا غيلبتلا</w:t>
+        <w:t>التبليغ العدلي</w:t>
       </w:r>
     </w:p>
     <w:p>
@@ -117,7 +117,7 @@
           <w:b w:val="0"/>
           <w:i w:val="0"/>
         </w:rPr>
-        <w:t>ةيئاضقلا فيلاكتلا</w:t>
+        <w:t>التكاليف القضائية</w:t>
       </w:r>
     </w:p>
     <w:p>
@@ -130,7 +130,7 @@
           <w:b w:val="0"/>
           <w:i w:val="0"/>
         </w:rPr>
-        <w:t>يلدعلا لصاوتلا</w:t>
+        <w:t>التواصل العدلي</w:t>
       </w:r>
     </w:p>
     <w:p>
@@ -156,7 +156,7 @@
           <w:b w:val="0"/>
           <w:i w:val="0"/>
         </w:rPr>
-        <w:t>ةيلدعلا   قيثوتلا   ذيفنتلا  سلافلإا  ءاضقلا ...</w:t>
+        <w:t>... القضاء  اإلفالس  التنفيذ   التوثيق   العدلية</w:t>
       </w:r>
     </w:p>
     <w:p>
@@ -195,7 +195,7 @@
           <w:b w:val="0"/>
           <w:i w:val="0"/>
         </w:rPr>
-        <w:t>مقر لاعف</w:t>
+        <w:t>فعال رقم</w:t>
       </w:r>
     </w:p>
     <w:p>
@@ -234,7 +234,7 @@
           <w:b w:val="0"/>
           <w:i w:val="0"/>
         </w:rPr>
-        <w:t>رارقلا رادصإ خيرات احابص 7:17:05</w:t>
+        <w:t>7:17:05 صباحا تاريخ إصدار القرار</w:t>
       </w:r>
     </w:p>
     <w:p>
@@ -273,7 +273,7 @@
           <w:b w:val="0"/>
           <w:i w:val="0"/>
         </w:rPr>
-        <w:t>تم منع المنفذ ضده من السفر</w:t>
+        <w:t>رفسلا نم هدض ذفنملا عنم مت</w:t>
       </w:r>
     </w:p>
     <w:p>
@@ -286,7 +286,7 @@
           <w:b w:val="0"/>
           <w:i w:val="0"/>
         </w:rPr>
-        <w:t>:ءارجلإا ةلاح 4823219001 :ءارجلإا مقر ءاسم 10:56:15 :ءارجلإا تقو 1445/03/24 :ءارجلإا خيرات  :ءارجلإا جذومن ءارجإ</w:t>
+        <w:t>إجراء نموذج اإلجراء:  تاريخ اإلجراء: 1445/03/24 وقت اإلجراء: 10:56:15 مساء رقم اإلجراء: 4823219001 حالة اإلجراء:</w:t>
       </w:r>
     </w:p>
     <w:p>
@@ -338,7 +338,7 @@
           <w:b w:val="0"/>
           <w:i w:val="0"/>
         </w:rPr>
-        <w:t>جارى منع المنفذ ضده من السفر</w:t>
+        <w:t>رفسلا نم هدض ذفنملا عنم ىراج</w:t>
       </w:r>
     </w:p>
     <w:p>
@@ -494,7 +494,7 @@
           <w:b w:val="0"/>
           <w:i w:val="0"/>
         </w:rPr>
-        <w:t>يلدعلا غيلبتلا</w:t>
+        <w:t>التبليغ العدلي</w:t>
       </w:r>
     </w:p>
     <w:p>
@@ -507,7 +507,7 @@
           <w:b w:val="0"/>
           <w:i w:val="0"/>
         </w:rPr>
-        <w:t>ةيئاضقلا فيلاكتلا</w:t>
+        <w:t>التكاليف القضائية</w:t>
       </w:r>
     </w:p>
     <w:p>
@@ -520,7 +520,7 @@
           <w:b w:val="0"/>
           <w:i w:val="0"/>
         </w:rPr>
-        <w:t>يلدعلا لصاوتلا</w:t>
+        <w:t>التواصل العدلي</w:t>
       </w:r>
     </w:p>
     <w:p>
@@ -546,7 +546,7 @@
           <w:b w:val="0"/>
           <w:i w:val="0"/>
         </w:rPr>
-        <w:t>ةيلدعلا   قيثوتلا   ذيفنتلا  سلافلإا  ءاضقلا  تامولعملا ةحول  احابص 10:44:37</w:t>
+        <w:t>10:44:37 صباحا  لوحة المعلومات  القضاء  اإلفالس  التنفيذ   التوثيق   العدلية</w:t>
       </w:r>
     </w:p>
     <w:p>
@@ -559,7 +559,7 @@
           <w:b w:val="0"/>
           <w:i w:val="0"/>
         </w:rPr>
-        <w:t>:ءارجلإا تقو 1445/03/29 :ءارجلإا خيرات  :ءارجلإا جذومن ءارجإ</w:t>
+        <w:t>إجراء نموذج اإلجراء:  تاريخ اإلجراء: 1445/03/29 وقت اإلجراء:</w:t>
       </w:r>
     </w:p>
     <w:p>
@@ -598,7 +598,7 @@
           <w:b w:val="0"/>
           <w:i w:val="0"/>
         </w:rPr>
-        <w:t>ءارجلإا ةلاح ليكوتلا كوكص رادصإ فاقيإ مت</w:t>
+        <w:t>تم إيقاف إصدار صكوك التوكيل حالة اإلجراء</w:t>
       </w:r>
     </w:p>
     <w:p>
@@ -715,7 +715,7 @@
           <w:b w:val="0"/>
           <w:i w:val="0"/>
         </w:rPr>
-        <w:t>1445/03/24 يزكرملا كنبلا يف هدض ذفنملا لاومأ ىلع يذيفنتلا زجحلا 4823219003  يزكرملا كنبلا يف هدض ذفنملا لاومأ ىلع يذيفنتلا زجحلا ليصافت</w:t>
+        <w:t>تفاصيل الحجز التنفيذي على أموال المنفذ ضده في البنك المركزي  4823219003 الحجز التنفيذي على أموال المنفذ ضده في البنك المركزي 1445/03/24</w:t>
       </w:r>
     </w:p>
     <w:p>
@@ -728,7 +728,7 @@
           <w:b w:val="0"/>
           <w:i w:val="0"/>
         </w:rPr>
-        <w:t>لمتكم ريغ غلبملا و زجحلا مت</w:t>
+        <w:t>تم الحجز و المبلغ غير مكتمل</w:t>
       </w:r>
     </w:p>
     <w:p>
@@ -741,7 +741,7 @@
           <w:b w:val="0"/>
           <w:i w:val="0"/>
         </w:rPr>
-        <w:t>:ءارجلإا ةلاح 4823219003 :ءارجلإا مقر ءاسم 11:57:18 :ءارجلإا تقو 1445/03/24 :ءارجلإا خيرات  :ءارجلإا جذومن ءارجإ</w:t>
+        <w:t>إجراء نموذج اإلجراء:  تاريخ اإلجراء: 1445/03/24 وقت اإلجراء: 11:57:18 مساء رقم اإلجراء: 4823219003 حالة اإلجراء:</w:t>
       </w:r>
     </w:p>
     <w:p>
@@ -780,7 +780,7 @@
           <w:b w:val="0"/>
           <w:i w:val="0"/>
         </w:rPr>
-        <w:t>ءارجلإا ةلاح لاوملاا يلع يذيفنتلا زجحلا يراج</w:t>
+        <w:t>جاري الحجز التنفيذي علي االموال حالة اإلجراء</w:t>
       </w:r>
     </w:p>
     <w:p>
@@ -793,7 +793,7 @@
           <w:b w:val="0"/>
           <w:i w:val="0"/>
         </w:rPr>
-        <w:t>لمتكم ريغ غلبملا و زجحلا مت</w:t>
+        <w:t>تم الحجز و المبلغ غير مكتمل</w:t>
       </w:r>
     </w:p>
     <w:p>
@@ -949,7 +949,7 @@
           <w:b w:val="0"/>
           <w:i w:val="0"/>
         </w:rPr>
-        <w:t>4823219005 (إشعار تسجيل المعلومات االئتمانية (سمة 1445/03/24</w:t>
+        <w:t>1445/03/24 ةمس) ةينامتئلاا تامولعملا ليجست راعشإ) 4823219005</w:t>
       </w:r>
     </w:p>
     <w:p>
@@ -988,7 +988,7 @@
           <w:b w:val="0"/>
           <w:i w:val="0"/>
         </w:rPr>
-        <w:t>ةمس راعشا مت :ءارجلإا ةلاح 4823219005 :ءارجلإا مقر</w:t>
+        <w:t>رقم اإلجراء: 4823219005 حالة اإلجراء: تم اشعار سمة</w:t>
       </w:r>
     </w:p>
     <w:p>
@@ -1001,7 +1001,7 @@
           <w:b w:val="0"/>
           <w:i w:val="0"/>
         </w:rPr>
-        <w:t>يلدعلا غيلبتلا</w:t>
+        <w:t>التبليغ العدلي</w:t>
       </w:r>
     </w:p>
     <w:p>
@@ -1014,7 +1014,7 @@
           <w:b w:val="0"/>
           <w:i w:val="0"/>
         </w:rPr>
-        <w:t>ةيئاضقلا فيلاكتلا</w:t>
+        <w:t>التكاليف القضائية</w:t>
       </w:r>
     </w:p>
     <w:p>
@@ -1027,7 +1027,7 @@
           <w:b w:val="0"/>
           <w:i w:val="0"/>
         </w:rPr>
-        <w:t>يلدعلا لصاوتلا</w:t>
+        <w:t>التواصل العدلي</w:t>
       </w:r>
     </w:p>
     <w:p>
@@ -1053,7 +1053,7 @@
           <w:b w:val="0"/>
           <w:i w:val="0"/>
         </w:rPr>
-        <w:t>ةيلدعلا   قيثوتلا   ذيفنتلا  سلافلإا  ءاضقلا  تامولعملا ةحول  احابص 12:57:29</w:t>
+        <w:t>12:57:29 صباحا  لوحة المعلومات  القضاء  اإلفالس  التنفيذ   التوثيق   العدلية</w:t>
       </w:r>
     </w:p>
     <w:p>
@@ -1066,7 +1066,7 @@
           <w:b w:val="0"/>
           <w:i w:val="0"/>
         </w:rPr>
-        <w:t>:ءارجلإا تقو 1445/03/25 :ءارجلإا خيرات  :ءارجلإا جذومن ءارجإ</w:t>
+        <w:t>إجراء نموذج اإلجراء:  تاريخ اإلجراء: 1445/03/25 وقت اإلجراء:</w:t>
       </w:r>
     </w:p>
     <w:p>
@@ -1235,7 +1235,7 @@
           <w:b w:val="0"/>
           <w:i w:val="0"/>
         </w:rPr>
-        <w:t>تاراقعلا ىلع زجحلا مت</w:t>
+        <w:t>تم الحجز على العقارات</w:t>
       </w:r>
     </w:p>
     <w:p>
@@ -1248,7 +1248,7 @@
           <w:b w:val="0"/>
           <w:i w:val="0"/>
         </w:rPr>
-        <w:t>:ءارجلإا ةلاح 4823219009 :ءارجلإا مقر ءاسم 7:52:32 :ءارجلإا تقو 1445/03/28 :ءارجلإا خيرات  :ءارجلإا جذومن ءارجإ</w:t>
+        <w:t>إجراء نموذج اإلجراء:  تاريخ اإلجراء: 1445/03/28 وقت اإلجراء: 7:52:32 مساء رقم اإلجراء: 4823219009 حالة اإلجراء:</w:t>
       </w:r>
     </w:p>
     <w:p>
@@ -1287,7 +1287,7 @@
           <w:b w:val="0"/>
           <w:i w:val="0"/>
         </w:rPr>
-        <w:t>ءارجلإا ةلاح تاراقعلا ىلع زجحلا مت</w:t>
+        <w:t>تم الحجز على العقارات حالة اإلجراء</w:t>
       </w:r>
     </w:p>
     <w:p>
@@ -1300,7 +1300,7 @@
           <w:b w:val="0"/>
           <w:i w:val="0"/>
         </w:rPr>
-        <w:t>تاراقعلا ىلع زجحلا ىراج</w:t>
+        <w:t>جارى الحجز على العقارات</w:t>
       </w:r>
     </w:p>
     <w:p>
@@ -1404,7 +1404,7 @@
           <w:b w:val="0"/>
           <w:i w:val="0"/>
         </w:rPr>
-        <w:t>عن</w:t>
+        <w:t>نع</w:t>
       </w:r>
     </w:p>
     <w:p>
@@ -1482,7 +1482,7 @@
           <w:b w:val="0"/>
           <w:i w:val="0"/>
         </w:rPr>
-        <w:t>ءاسم 7:52:23 1445/03/28 ةراجتلا ةرازو يف ةينهملا و ةيراجتلا تلاجسلا و صخرلا نع حاصفلإا 4823219014  احابص 8:27:34 1445/03/25 ةيلاملا قوسلا ةئيه يف هدض ذفنملا مهسأ و لاومأ ىلع زجحلا 4823219007  احابص 8:27:55 1445/03/25 يزكرملا كنبلا ىف هيلع زوجحملا غلبملا ليوحت 4823219007  احابص 8:27:56 1445/03/28 هدض ذفنملا تاراقع نع حاصفلإا 4823219011  ةرركتملا</w:t>
+        <w:t>المتكررة  4823219011 اإلفصاح عن عقارات المنفذ ضده 1445/03/28 8:27:56 صباحا  4823219007 تحويل المبلغ المحجوز عليه فى البنك المركزي 1445/03/25 8:27:55 صباحا  4823219007 الحجز على أموال و أسهم المنفذ ضده في هيئة السوق المالية 1445/03/25 8:27:34 صباحا  4823219014 اإلفصاح عن الرخص و السجالت التجارية و المهنية في وزارة التجارة 1445/03/28 7:52:23 مساء</w:t>
       </w:r>
     </w:p>
     <w:p>

--- a/zaini_case_audit_output/outputs/word/documents/028_قرار تطبيق المادة (46) على السيد_ أسامة الزيني بخصوص طلب التنفيذ المقدم من السيد.docx
+++ b/zaini_case_audit_output/outputs/word/documents/028_قرار تطبيق المادة (46) على السيد_ أسامة الزيني بخصوص طلب التنفيذ المقدم من السيد.docx
@@ -169,7 +169,7 @@
           <w:b w:val="0"/>
           <w:i w:val="0"/>
         </w:rPr>
-        <w:t>محا  نب هماسأ تامولعملا / ابحرم ةحول  46 رارق ليصافت</w:t>
+        <w:t>تفاصيل قرار 46  لوحة مرحبا / المعلومات أسامه بن  احم</w:t>
       </w:r>
     </w:p>
     <w:p>
@@ -897,7 +897,7 @@
           <w:b w:val="0"/>
           <w:i w:val="0"/>
         </w:rPr>
-        <w:t>ءارجلإا ةلاح درلا راظتنإ ىفو يزكرملا كنبلا ىلا زجحلا بلط لاسرإ مت</w:t>
+        <w:t>تم إرسال طلب الحجز الى البنك المركزي وفى إنتظار الرد حالة اإلجراء</w:t>
       </w:r>
     </w:p>
     <w:p>
@@ -1222,7 +1222,7 @@
           <w:b w:val="0"/>
           <w:i w:val="0"/>
         </w:rPr>
-        <w:t>1445/03/28 هدض ذفنملا تاراقع يلع زجحلا 4823219009  هدض ذفنملا تاراقع يلع زجحلا ليصافت</w:t>
+        <w:t>تفاصيل الحجز علي عقارات المنفذ ضده  4823219009 الحجز علي عقارات المنفذ ضده 1445/03/28</w:t>
       </w:r>
     </w:p>
     <w:p>
